--- a/UIAutomation/UI_Automation_Report.docx
+++ b/UIAutomation/UI_Automation_Report.docx
@@ -77,7 +77,7 @@
           <w:lang w:val="en-IN"/>
         </w:rPr>
         <w:br/>
-        <w:t>Date: 2</w:t>
+        <w:t xml:space="preserve">Date: </w:t>
       </w:r>
       <w:r>
         <w:rPr>
@@ -85,7 +85,7 @@
           <w:szCs w:val="28"/>
           <w:lang w:val="en-IN"/>
         </w:rPr>
-        <w:t>1</w:t>
+        <w:t>18</w:t>
       </w:r>
       <w:r>
         <w:rPr>
@@ -311,6 +311,16 @@
         </w:rPr>
         <w:t xml:space="preserve">  </w:t>
       </w:r>
+      <w:hyperlink r:id="rId8" w:history="1">
+        <w:r>
+          <w:rPr>
+            <w:rStyle w:val="Hyperlink"/>
+            <w:sz w:val="28"/>
+            <w:szCs w:val="28"/>
+          </w:rPr>
+          <w:t>ust-sdet-training/SDET at shahbaz-final-capstone</w:t>
+        </w:r>
+      </w:hyperlink>
     </w:p>
     <w:p/>
     <w:p>
@@ -381,7 +391,6 @@
           <w:u w:val="single"/>
           <w:lang w:val="en-IN"/>
         </w:rPr>
-        <w:lastRenderedPageBreak/>
         <w:t>User Story</w:t>
       </w:r>
     </w:p>
@@ -508,6 +517,116 @@
     </w:p>
     <w:p>
       <w:pPr>
+        <w:pStyle w:val="ListParagraph"/>
+        <w:numPr>
+          <w:ilvl w:val="0"/>
+          <w:numId w:val="20"/>
+        </w:numPr>
+        <w:rPr>
+          <w:sz w:val="28"/>
+          <w:szCs w:val="28"/>
+          <w:lang w:val="en-IN"/>
+        </w:rPr>
+      </w:pPr>
+      <w:r>
+        <w:rPr>
+          <w:sz w:val="28"/>
+          <w:szCs w:val="28"/>
+          <w:lang w:val="en-IN"/>
+        </w:rPr>
+        <w:t>Filter flight</w:t>
+      </w:r>
+    </w:p>
+    <w:p>
+      <w:pPr>
+        <w:pStyle w:val="ListParagraph"/>
+        <w:numPr>
+          <w:ilvl w:val="0"/>
+          <w:numId w:val="20"/>
+        </w:numPr>
+        <w:rPr>
+          <w:sz w:val="28"/>
+          <w:szCs w:val="28"/>
+          <w:lang w:val="en-IN"/>
+        </w:rPr>
+      </w:pPr>
+      <w:r>
+        <w:rPr>
+          <w:sz w:val="28"/>
+          <w:szCs w:val="28"/>
+          <w:lang w:val="en-IN"/>
+        </w:rPr>
+        <w:t>Select seat</w:t>
+      </w:r>
+    </w:p>
+    <w:p>
+      <w:pPr>
+        <w:pStyle w:val="ListParagraph"/>
+        <w:numPr>
+          <w:ilvl w:val="0"/>
+          <w:numId w:val="20"/>
+        </w:numPr>
+        <w:rPr>
+          <w:sz w:val="28"/>
+          <w:szCs w:val="28"/>
+          <w:lang w:val="en-IN"/>
+        </w:rPr>
+      </w:pPr>
+      <w:r>
+        <w:rPr>
+          <w:sz w:val="28"/>
+          <w:szCs w:val="28"/>
+          <w:lang w:val="en-IN"/>
+        </w:rPr>
+        <w:t xml:space="preserve">Fill details </w:t>
+      </w:r>
+    </w:p>
+    <w:p>
+      <w:pPr>
+        <w:pStyle w:val="ListParagraph"/>
+        <w:numPr>
+          <w:ilvl w:val="0"/>
+          <w:numId w:val="20"/>
+        </w:numPr>
+        <w:rPr>
+          <w:sz w:val="28"/>
+          <w:szCs w:val="28"/>
+          <w:lang w:val="en-IN"/>
+        </w:rPr>
+      </w:pPr>
+      <w:r>
+        <w:rPr>
+          <w:sz w:val="28"/>
+          <w:szCs w:val="28"/>
+          <w:lang w:val="en-IN"/>
+        </w:rPr>
+        <w:t xml:space="preserve">Book ticket </w:t>
+      </w:r>
+    </w:p>
+    <w:p>
+      <w:pPr>
+        <w:pStyle w:val="ListParagraph"/>
+        <w:numPr>
+          <w:ilvl w:val="0"/>
+          <w:numId w:val="20"/>
+        </w:numPr>
+        <w:rPr>
+          <w:sz w:val="28"/>
+          <w:szCs w:val="28"/>
+          <w:lang w:val="en-IN"/>
+        </w:rPr>
+      </w:pPr>
+      <w:r>
+        <w:rPr>
+          <w:sz w:val="28"/>
+          <w:szCs w:val="28"/>
+          <w:lang w:val="en-IN"/>
+        </w:rPr>
+        <w:t>Check the PNR</w:t>
+      </w:r>
+    </w:p>
+    <w:p>
+      <w:pPr>
         <w:rPr>
           <w:sz w:val="28"/>
           <w:szCs w:val="28"/>
@@ -689,6 +808,7 @@
           <w:szCs w:val="32"/>
           <w:u w:val="single"/>
         </w:rPr>
+        <w:lastRenderedPageBreak/>
         <w:t>Framework Architecture</w:t>
       </w:r>
     </w:p>
@@ -812,7 +932,6 @@
           <w:szCs w:val="32"/>
           <w:u w:val="single"/>
         </w:rPr>
-        <w:lastRenderedPageBreak/>
         <w:t>Workflow</w:t>
       </w:r>
     </w:p>
@@ -923,6 +1042,7 @@
           <w:szCs w:val="32"/>
           <w:u w:val="single"/>
         </w:rPr>
+        <w:lastRenderedPageBreak/>
         <w:t>Folder Structure</w:t>
       </w:r>
     </w:p>
@@ -944,7 +1064,7 @@
                     <pic:cNvPicPr/>
                   </pic:nvPicPr>
                   <pic:blipFill>
-                    <a:blip r:embed="rId8"/>
+                    <a:blip r:embed="rId9"/>
                     <a:stretch>
                       <a:fillRect/>
                     </a:stretch>
@@ -982,7 +1102,6 @@
           <w:szCs w:val="32"/>
           <w:u w:val="single"/>
         </w:rPr>
-        <w:lastRenderedPageBreak/>
         <w:t>Page Object Model</w:t>
       </w:r>
     </w:p>
@@ -1035,6 +1154,7 @@
           <w:sz w:val="28"/>
           <w:szCs w:val="28"/>
         </w:rPr>
+        <w:lastRenderedPageBreak/>
         <w:t>Respective Page</w:t>
       </w:r>
     </w:p>
@@ -1215,7 +1335,7 @@
                     <pic:cNvPicPr/>
                   </pic:nvPicPr>
                   <pic:blipFill>
-                    <a:blip r:embed="rId9"/>
+                    <a:blip r:embed="rId10"/>
                     <a:stretch>
                       <a:fillRect/>
                     </a:stretch>
@@ -1265,7 +1385,7 @@
                     <pic:cNvPicPr/>
                   </pic:nvPicPr>
                   <pic:blipFill>
-                    <a:blip r:embed="rId10"/>
+                    <a:blip r:embed="rId11"/>
                     <a:stretch>
                       <a:fillRect/>
                     </a:stretch>
@@ -2141,7 +2261,7 @@
                     <pic:cNvPicPr/>
                   </pic:nvPicPr>
                   <pic:blipFill>
-                    <a:blip r:embed="rId11"/>
+                    <a:blip r:embed="rId12"/>
                     <a:stretch>
                       <a:fillRect/>
                     </a:stretch>
